--- a/fra/docx/012.content.docx
+++ b/fra/docx/012.content.docx
@@ -5594,7 +5594,7 @@
         <w:rPr>
           <w:lang w:val="fr_FR" w:bidi="fr_FR"/>
         </w:rPr>
-        <w:t>). Cet événement a ouvert la voie pour que le Saint-Esprit puisse venir et agir avec puissance à travers l'Église (</w:t>
+        <w:t>). Cet événement (l'ascension) a préparé la venue du Saint-Esprit à la Pentecôte. C'est à cette occasion que celui-ci commence à œuvrer avec puissance à travers l'Église (</w:t>
       </w:r>
       <w:hyperlink r:id="rId223">
         <w:r>
@@ -27831,21 +27831,21 @@
         <w:rPr>
           <w:lang w:val="fr_FR" w:bidi="fr_FR"/>
         </w:rPr>
-        <w:t>Beaucoup de versets dans les livres de sagesse de l'Ancien Testament affirment que Dieu bénit le juste et détruit le méchant (par exemple, dans le livre des Proverbes). Dans le livre de Job, les amis de celui-ci semblent penser que les justes sont toujours bénis physiquement (par exemple en richesse et en santé) et que les méchants sont au contraire toujours punis par des souffrances. Ainsi, ils concluent que les malheurs qui arrivent à Job montrent qu'il a péché et que Dieu lui a retiré sa bénédiction. Beaucoup de gens pensent encore ainsi de nos jours, c'est-à-dire qu'ils pensent que ces passages enseignent une loi universelle que Dieu récompense toujours les justes et punit toujours les méchants.</w:t>
-      </w:r>
-    </w:p>
-    <w:p>
-      <w:pPr/>
-      <w:r>
-        <w:rPr>
-          <w:lang w:val="fr_FR" w:bidi="fr_FR"/>
-        </w:rPr>
-      </w:r>
-      <w:r>
-        <w:rPr>
-          <w:lang w:val="fr_FR" w:bidi="fr_FR"/>
-        </w:rPr>
-        <w:t>Une telle façon de penser ne prend pas suffisamment en compte tout ce que la Bible enseigne à ce sujet, à commencer par le livre de Job, qui montre que ses amis avaient tort. Cette façon de penser peut faire beaucoup de mal. Ceux qui souffrent peuvent penser qu'ils sont coupables de quelque chose même s'ils n'ont rien à se reprocher. Ceux qui ne réussissent pas peuvent penser que peut-être ils manquent de foi. D'autres personnes peuvent aussi regarder leurs épreuves et tirer de telles conclusions à tort. D'autre part, des gens qui aiment l'argent et l'accumulent peuvent prétendre que leurs richesses leur sont données par Dieu comme bénédiction.</w:t>
+        <w:t>Beaucoup de versets dans les livres de sagesse de l'Ancien Testament affirment que Dieu bénit le juste et détruit le méchant (par exemple, dans le livre des Proverbes). Dans le livre de Job, les amis de celui-ci semblent penser que les justes sont toujours bénis physiquement (par exemple en richesse et en santé) et que les méchants sont au contraire toujours punis par des souffrances. Ainsi, ils concluent que les malheurs qui arrivent à Job montrent qu'il a péché et que Dieu lui a retiré sa bénédiction. Beaucoup de gens pensent encore ainsi de nos jours, c'est-à-dire qu'ils pensent que ce genre de passages tirés de livres de sagesse comme Proverbes enseignent une loi universelle que Dieu récompense toujours les justes et punit toujours les méchants.</w:t>
+      </w:r>
+    </w:p>
+    <w:p>
+      <w:pPr/>
+      <w:r>
+        <w:rPr>
+          <w:lang w:val="fr_FR" w:bidi="fr_FR"/>
+        </w:rPr>
+      </w:r>
+      <w:r>
+        <w:rPr>
+          <w:lang w:val="fr_FR" w:bidi="fr_FR"/>
+        </w:rPr>
+        <w:t xml:space="preserve">Une telle façon de penser ne prend pas suffisamment en compte tout ce que la Bible enseigne à ce sujet, à commencer par le livre de Job, qui montre que ses amis avaient tort. Ecclésiaste enseigne également qu'il ne faut pas croire qu'il s'agit de lois universelles et absolues. Cette façon de penser peut causer beaucoup de mal. Ceux qui souffrent peuvent penser qu'ils sont coupables de quelque chose même s'ils n'ont rien à se reprocher. Ceux qui ne réussissent pas peuvent penser que peut-être ils manquent de foi. D'autres personnes peuvent aussi regarder leurs épreuves et tirer de telles conclusions à tort. D'autre part, des gens qui aiment l'argent et l'accumulent peuvent prétendre que leurs richesses leur sont données par Dieu comme bénédiction. </w:t>
       </w:r>
     </w:p>
     <w:p>
@@ -49036,7 +49036,7 @@
         <w:rPr>
           <w:lang w:val="fr_FR" w:bidi="fr_FR"/>
         </w:rPr>
-        <w:t>, des Juifs revenus d'exil avaient épousé des femmes des peuples voisins. À l'époque, Esdras, serviteur du Seigneur, a commandé à ces hommes de renvoyer (divorcer) ces femmes et leurs enfants. Toutefois, la situation a beaucoup changé au temps de la nouvelle alliance en Jésus. Parfois, une personne dans un couple se convertit à Christ, mais l'autre ne se convertit pas, ou pas tout de suite. Paul enseigne que les enfants d'un tel couple ne sont pas impurs à cause du parent qui ne suit pas Christ et qui ne suit pas les voies de Dieu. Au contraire, les enfants sont saints à cause du parent converti (</w:t>
+        <w:t>, des Juifs revenus d'exil avaient épousé des femmes d'autres peuples qui adoraient des idoles. À l'époque, Esdras, serviteur du Seigneur, a commandé à ces hommes de renvoyer (divorcer) ces femmes et leurs enfants. Toutefois, la situation a beaucoup changé au temps de la nouvelle alliance en Jésus. Parfois, une personne dans un couple se convertit à Christ, mais l'autre ne se convertit pas ou pas tout de suite. Paul enseigne que les enfants d'un tel couple ne sont pas impurs à cause du parent qui ne suit pas Christ et qui ne suit pas les voies de Dieu. Au contraire, un tel mariage est acceptable à Dieu et les enfants d'un tel couple sont saints à cause du parent converti. C'est pour cela qu'une telle situation maritale ne menace pas l'identité ou la pureté du peuple de Dieu (</w:t>
       </w:r>
       <w:hyperlink r:id="rId1715">
         <w:r>
@@ -49054,7 +49054,7 @@
         <w:rPr>
           <w:lang w:val="fr_FR" w:bidi="fr_FR"/>
         </w:rPr>
-        <w:t>). L'apôtre Paul comprend qu'un incroyant peut décider de divorcer quand son conjoint ou sa conjointe se convertit à Christ. Cependant, Paul dit à la personne convertie de ne pas chercher le divorce, car le chrétien devient un témoin dans le couple (</w:t>
+        <w:t>). L'apôtre Paul comprend qu'un mariage entre croyant et incroyant peut connaître des difficultés qui mènent à la séparation. En effet, un incroyant peut décider de divorcer quand son conjoint ou sa conjointe se convertit à Christ. Cependant, Paul dit à la personne convertie de ne pas chercher le divorce si le conjoint incroyant accepte de demeurer dans le mariage (</w:t>
       </w:r>
       <w:hyperlink r:id="rId1716">
         <w:r>
@@ -49072,7 +49072,7 @@
         <w:rPr>
           <w:lang w:val="fr_FR" w:bidi="fr_FR"/>
         </w:rPr>
-        <w:t xml:space="preserve">). Ceux qui sont déjà mariés à un non-croyant aujourd'hui ont l'assurance que Dieu peut utiliser cette situation difficile pour sa gloire (voir </w:t>
+        <w:t xml:space="preserve">). De plus, le conjoint chrétien devient un témoin dans le couple. Ceux qui sont déjà mariés à un non-croyant aujourd'hui ont l'assurance que Dieu peut utiliser cette situation difficile pour sa gloire (voir </w:t>
       </w:r>
       <w:hyperlink r:id="rId1717">
         <w:r>

--- a/fra/docx/012.content.docx
+++ b/fra/docx/012.content.docx
@@ -150,26 +150,6 @@
           <w:lang w:val="fr_FR" w:bidi="fr_FR"/>
         </w:rPr>
         <w:t>L</w:t>
-      </w:r>
-      <w:r>
-        <w:rPr>
-          <w:lang w:val="fr_FR" w:bidi="fr_FR"/>
-        </w:rPr>
-      </w:r>
-    </w:p>
-    <w:p>
-      <w:pPr/>
-      <w:r>
-        <w:rPr>
-          <w:lang w:val="fr_FR" w:bidi="fr_FR"/>
-        </w:rPr>
-      </w:r>
-      <w:r>
-        <w:rPr>
-          <w:i/>
-          <w:lang w:val="fr_FR" w:bidi="fr_FR"/>
-        </w:rPr>
-        <w:t>L'achèvement du Second Temple, L'alliance de Dieu avec Abraham, L'alliance de Dieu avec David, L'Alliance de Dieu avec les rois d'Israël, L'amour de Dieu dans le contexte de l'alliance, L'amour de Dieu pour Israël, L'amour entre chrétiens, L'ascension de Jésus, L'attente du Messie, L'eau vive, L'endurcissement du cœur, L'engagement de Dieu envers son peuple, L'espoir au-delà du jugement, L'incompréhension humaine face aux desseins de Dieu, L'innocence de Job, La beauté de la nature, La circoncision, La colère de Dieu, La compassion de Jésus, La dernière nuit de Jésus, La dîme et les offrandes du chrétien, La fidélité de Dieu envers son peuple, La géographie symbolique d'Israël dans la vision d'Ézéchiel, La gloire de Dieu parmi son peuple, La guerre sainte, La joie du chrétien, La justice de Dieu, La loi biblique, La nouvelle alliance, La paresse et le bon travail, La Parole de Dieu, La persévérance, La peur des hommes, La présence de Dieu dans les Psaumes, La prospérité comme récompense, La responsabilité collective : le péché d'Acan, La sainteté et la pureté sexuelle, La sainteté infinie de Dieu, La sainteté vient de Dieu, La sexualité humaine, La stérilité (incapacité d'avoir des enfants), Le chagrin de Dieu face à l'apostasie, Le Dieu qui est unique, Le jugement de Dieu sur son peuple, Le légalisme, Le mariage et la sexualité, Le nom de Dieu et son Temple, Le pain du ciel, Le plan de Dieu pour rétablir son peuple, Le plan de salut de Dieu, Le règne et la puissance de Dieu sur toutes les nations, Le retour du Seigneur, Le royaume que Dieu promet, Le Serviteur de Dieu, Les alliances de Dieu, Les ancêtres de Jésus, Les déclarations « je suis » de Jésus, Les desseins impénétrables de Dieu, Les deux plus grands commandements, Les écrits apocalyptiques, Les épreuves et le chrétien, Les faux prophètes, Les instructions de Dieu, Les invasions, Les Juifs et les païens (les non-Juifs), Les lettres aux sept Églises, Les malédictions et bénédictions de la loi, Les mariages mixtes et le divorce, Les présents pour influencer, Les prières de Jésus, Les repas en commun, Les serviteurs appelés par l'Esprit</w:t>
       </w:r>
       <w:r>
         <w:rPr>

--- a/fra/docx/012.content.docx
+++ b/fra/docx/012.content.docx
@@ -19,7 +19,7 @@
         <w:rPr>
           <w:lang w:val="fr_FR" w:bidi="fr_FR"/>
         </w:rPr>
-        <w:t>Resource: Study Notes - Themes (Tyndale)</w:t>
+        <w:t>Resource: Tyndale Open Study Notes</w:t>
       </w:r>
       <w:r>
         <w:rPr>
@@ -112,7 +112,7 @@
         <w:rPr>
           <w:lang w:val="fr_FR" w:bidi="fr_FR"/>
         </w:rPr>
-        <w:t>Study Notes - Themes (Tyndale)</w:t>
+        <w:t>Tyndale Open Study Notes</w:t>
       </w:r>
     </w:p>
     <w:p>

--- a/fra/docx/012.content.docx
+++ b/fra/docx/012.content.docx
@@ -19,7 +19,7 @@
         <w:rPr>
           <w:lang w:val="fr_FR" w:bidi="fr_FR"/>
         </w:rPr>
-        <w:t>Resource: Tyndale Open Study Notes</w:t>
+        <w:t>Resource: Aquifer Open Study Notes (Themes)</w:t>
       </w:r>
       <w:r>
         <w:rPr>
@@ -112,7 +112,7 @@
         <w:rPr>
           <w:lang w:val="fr_FR" w:bidi="fr_FR"/>
         </w:rPr>
-        <w:t>Tyndale Open Study Notes</w:t>
+        <w:t>Aquifer Open Study Notes (Themes)</w:t>
       </w:r>
     </w:p>
     <w:p>
